--- a/downloads/documents/05 Materials/Unit 03/Slides/Slides 03.04 - Heredity Environment and Who I Am Becoming and Lifespan Quiz.docx
+++ b/downloads/documents/05 Materials/Unit 03/Slides/Slides 03.04 - Heredity Environment and Who I Am Becoming and Lifespan Quiz.docx
@@ -437,7 +437,7 @@
         <w:pStyle w:val="Compact"/>
       </w:pPr>
       <w:r>
-        <w:t xml:space="preserve">Ten items on Part 1. Pairs. H, E, or B</w:t>
+        <w:t xml:space="preserve">Ten items on Part 1. Work in pairs. Mark each one H, E, or B</w:t>
       </w:r>
     </w:p>
     <w:p>
@@ -701,9 +701,9 @@
       <w:pPr>
         <w:pStyle w:val="Heading2"/>
       </w:pPr>
-      <w:bookmarkStart w:id="29" w:name="slide-9-a-fictional-example"/>
-      <w:r>
-        <w:t xml:space="preserve">Slide 9: A fictional example</w:t>
+      <w:bookmarkStart w:id="29" w:name="slide-9-a-made-up-example"/>
+      <w:r>
+        <w:t xml:space="preserve">Slide 9: A made-up example</w:t>
       </w:r>
       <w:bookmarkEnd w:id="29"/>
     </w:p>
@@ -856,7 +856,7 @@
         <w:pStyle w:val="Compact"/>
       </w:pPr>
       <w:r>
-        <w:t xml:space="preserve">Then Part 3: the biggest one. Three sentences: what it is (a role), what aspect it shaped, why it beat the other two stars</w:t>
+        <w:t xml:space="preserve">Then Part 3: the biggest one. Three sentences: what it is (a role), what aspect it shaped, and why you picked it over the other two stars</w:t>
       </w:r>
     </w:p>
     <w:p>
